--- a/treasury-platform/docs/30-readiness/word/DOC-S05-tls-policy.docx
+++ b/treasury-platform/docs/30-readiness/word/DOC-S05-tls-policy.docx
@@ -663,7 +663,7 @@
                 <w:szCs w:val="18"/>
                 <w:rtl/>
               </w:rPr>
-              <w:t xml:space="preserve">docs/30-readiness-documents.md:242-248 · tools/dbgen/erd_open_items.py:56-60 · docs/10-detailed-analysis/10-m0-m1-platform-organization.md:115 و148 و582 · docs/10-detailed-analysis/00-overview-and-cross-cutting.md:137 · tools/deploy/deploy.sh · tools/deploy/deploy.ps1 · tools/ci/db_ci.sh · tools/dbgen/check_deployed.py · .github/workflows/db-ci.yml · docs/adr/0001-schema-work-on-linux.md</w:t>
+              <w:t xml:space="preserve">docs/30-readiness-documents.md:242-248 · tools/dbgen/erd_open_items.py:56-60 · docs/10-detailed-analysis/10-m0-m1-platform-organization.md:115 و148 و582 · docs/10-detailed-analysis/00-overview-and-cross-cutting.md:137 · tools/deploy/deploy.sh · tools/deploy/deploy.ps1 · tools/ci/db_ci.sh · tools/dbgen/check_deployed.py · ../.github/workflows/treasury-db-ci.yml (جذر المستودع) · docs/adr/0001-schema-work-on-linux.md</w:t>
             </w:r>
           </w:p>
         </w:tc>
@@ -8079,7 +8079,7 @@
           <w:szCs w:val="21"/>
           <w:rtl/>
         </w:rPr>
-        <w:t xml:space="preserve">) بشهادة ذاتية التوقيع: اليوم في حاوية التطوير، وفي سير العمل .github/workflows/db-ci.yml:38-42 الذي لم يعمل على GitHub بعد (O-02 (erd_open_items)). هذا مقبول هناك ولا يُنقل إلى أي بيئة فيها بيانات حقيقية.</w:t>
+        <w:t xml:space="preserve">) بشهادة ذاتية التوقيع: في حاوية التطوير، وعلى GitHub في سير العمل ../.github/workflows/treasury-db-ci.yml:43-47 (جذر المستودع؛ O-02 (erd_open_items)). هذا مقبول هناك ولا يُنقل إلى أي بيئة فيها بيانات حقيقية.</w:t>
       </w:r>
     </w:p>
     <w:p>

--- a/treasury-platform/docs/30-readiness/word/DOC-S05-tls-policy.docx
+++ b/treasury-platform/docs/30-readiness/word/DOC-S05-tls-policy.docx
@@ -8247,6 +8247,59 @@
       </w:pPr>
       <w:r>
         <w:rPr>
+          <w:rFonts w:ascii="Segoe UI Emoji" w:cs="Segoe UI Emoji" w:eastAsia="Segoe UI Emoji" w:hAnsi="Segoe UI Emoji"/>
+          <w:sz w:val="21"/>
+          <w:szCs w:val="21"/>
+          <w:rtl/>
+        </w:rPr>
+        <w:t xml:space="preserve">✅</w:t>
+      </w:r>
+      <w:r>
+        <w:rPr>
+          <w:rFonts w:ascii="Arial" w:cs="Arial" w:eastAsia="Arial" w:hAnsi="Arial"/>
+          <w:b w:val="false"/>
+          <w:bCs w:val="false"/>
+          <w:sz w:val="21"/>
+          <w:szCs w:val="21"/>
+          <w:rtl/>
+        </w:rPr>
+        <w:t xml:space="preserve"> </w:t>
+      </w:r>
+      <w:r>
+        <w:rPr>
+          <w:rFonts w:ascii="Arial" w:cs="Arial" w:eastAsia="Arial" w:hAnsi="Arial"/>
+          <w:b/>
+          <w:bCs/>
+          <w:sz w:val="21"/>
+          <w:szCs w:val="21"/>
+          <w:rtl/>
+        </w:rPr>
+        <w:t xml:space="preserve">منفّذ (2026-10-13، docs/adr/0013-monitor-login-and-deployment-checks.md):</w:t>
+      </w:r>
+    </w:p>
+    <w:p>
+      <w:pPr>
+        <w:pStyle w:val="ListParagraph"/>
+        <w:numPr>
+          <w:ilvl w:val="1"/>
+          <w:numId w:val="2"/>
+        </w:numPr>
+        <w:bidi/>
+        <w:spacing w:after="70" w:before="0" w:line="300"/>
+      </w:pPr>
+      <w:r>
+        <w:rPr>
+          <w:rFonts w:ascii="Arial" w:cs="Arial" w:eastAsia="Arial" w:hAnsi="Arial"/>
+          <w:b w:val="false"/>
+          <w:bCs w:val="false"/>
+          <w:sz w:val="21"/>
+          <w:szCs w:val="21"/>
+          <w:rtl/>
+        </w:rPr>
+        <w:t xml:space="preserve">الافتراضي بلا </w:t>
+      </w:r>
+      <w:r>
+        <w:rPr>
           <w:rFonts w:ascii="Courier New" w:cs="Courier New" w:eastAsia="Courier New" w:hAnsi="Courier New"/>
           <w:b w:val="false"/>
           <w:bCs w:val="false"/>
@@ -8256,7 +8309,7 @@
           <w:shd w:fill="F1F3F5" w:color="auto" w:val="clear"/>
           <w:rtl/>
         </w:rPr>
-        <w:t xml:space="preserve">‎tools/deploy/deploy.ps1:32‎</w:t>
+        <w:t xml:space="preserve">‎-C‎</w:t>
       </w:r>
       <w:r>
         <w:rPr>
@@ -8267,7 +8320,7 @@
           <w:szCs w:val="21"/>
           <w:rtl/>
         </w:rPr>
-        <w:t xml:space="preserve"> يضيف </w:t>
+        <w:t xml:space="preserve"> في كل سكربت تحت </w:t>
       </w:r>
       <w:r>
         <w:rPr>
@@ -8280,7 +8333,7 @@
           <w:shd w:fill="F1F3F5" w:color="auto" w:val="clear"/>
           <w:rtl/>
         </w:rPr>
-        <w:t xml:space="preserve">‎-C‎</w:t>
+        <w:t xml:space="preserve">‎tools/deploy‎</w:t>
       </w:r>
       <w:r>
         <w:rPr>
@@ -8291,7 +8344,250 @@
           <w:szCs w:val="21"/>
           <w:rtl/>
         </w:rPr>
-        <w:t xml:space="preserve"> دائمًا مع تسجيل دخول SQL. المسار غير إنتاجي (docs/adr/0001-schema-work-on-linux.md:20)، ويُصحَّح إن استُعمل يومًا.</w:t>
+        <w:t xml:space="preserve"> وفي </w:t>
+      </w:r>
+      <w:r>
+        <w:rPr>
+          <w:rFonts w:ascii="Courier New" w:cs="Courier New" w:eastAsia="Courier New" w:hAnsi="Courier New"/>
+          <w:b w:val="false"/>
+          <w:bCs w:val="false"/>
+          <w:color w:val="1F2937"/>
+          <w:sz w:val="18"/>
+          <w:szCs w:val="18"/>
+          <w:shd w:fill="F1F3F5" w:color="auto" w:val="clear"/>
+          <w:rtl/>
+        </w:rPr>
+        <w:t xml:space="preserve">‎tools/dbgen/check_deployed.py‎</w:t>
+      </w:r>
+      <w:r>
+        <w:rPr>
+          <w:rFonts w:ascii="Arial" w:cs="Arial" w:eastAsia="Arial" w:hAnsi="Arial"/>
+          <w:b w:val="false"/>
+          <w:bCs w:val="false"/>
+          <w:sz w:val="21"/>
+          <w:szCs w:val="21"/>
+          <w:rtl/>
+        </w:rPr>
+        <w:t xml:space="preserve">.</w:t>
+      </w:r>
+    </w:p>
+    <w:p>
+      <w:pPr>
+        <w:pStyle w:val="ListParagraph"/>
+        <w:numPr>
+          <w:ilvl w:val="1"/>
+          <w:numId w:val="2"/>
+        </w:numPr>
+        <w:bidi/>
+        <w:spacing w:after="70" w:before="0" w:line="300"/>
+      </w:pPr>
+      <w:r>
+        <w:rPr>
+          <w:rFonts w:ascii="Arial" w:cs="Arial" w:eastAsia="Arial" w:hAnsi="Arial"/>
+          <w:b w:val="false"/>
+          <w:bCs w:val="false"/>
+          <w:sz w:val="21"/>
+          <w:szCs w:val="21"/>
+          <w:rtl/>
+        </w:rPr>
+        <w:t xml:space="preserve">CI يصدّر </w:t>
+      </w:r>
+      <w:r>
+        <w:rPr>
+          <w:rFonts w:ascii="Courier New" w:cs="Courier New" w:eastAsia="Courier New" w:hAnsi="Courier New"/>
+          <w:b w:val="false"/>
+          <w:bCs w:val="false"/>
+          <w:color w:val="1F2937"/>
+          <w:sz w:val="18"/>
+          <w:szCs w:val="18"/>
+          <w:shd w:fill="F1F3F5" w:color="auto" w:val="clear"/>
+          <w:rtl/>
+        </w:rPr>
+        <w:t xml:space="preserve">‎SQLCMD_OPTS=-C‎</w:t>
+      </w:r>
+      <w:r>
+        <w:rPr>
+          <w:rFonts w:ascii="Arial" w:cs="Arial" w:eastAsia="Arial" w:hAnsi="Arial"/>
+          <w:b w:val="false"/>
+          <w:bCs w:val="false"/>
+          <w:sz w:val="21"/>
+          <w:szCs w:val="21"/>
+          <w:rtl/>
+        </w:rPr>
+        <w:t xml:space="preserve"> لحاويته المؤقتة وحدها، وتفشل خطوته 3 إن عاد </w:t>
+      </w:r>
+      <w:r>
+        <w:rPr>
+          <w:rFonts w:ascii="Courier New" w:cs="Courier New" w:eastAsia="Courier New" w:hAnsi="Courier New"/>
+          <w:b w:val="false"/>
+          <w:bCs w:val="false"/>
+          <w:color w:val="1F2937"/>
+          <w:sz w:val="18"/>
+          <w:szCs w:val="18"/>
+          <w:shd w:fill="F1F3F5" w:color="auto" w:val="clear"/>
+          <w:rtl/>
+        </w:rPr>
+        <w:t xml:space="preserve">‎-C‎</w:t>
+      </w:r>
+      <w:r>
+        <w:rPr>
+          <w:rFonts w:ascii="Arial" w:cs="Arial" w:eastAsia="Arial" w:hAnsi="Arial"/>
+          <w:b w:val="false"/>
+          <w:bCs w:val="false"/>
+          <w:sz w:val="21"/>
+          <w:szCs w:val="21"/>
+          <w:rtl/>
+        </w:rPr>
+        <w:t xml:space="preserve"> افتراضيًا في أي منها.</w:t>
+      </w:r>
+    </w:p>
+    <w:p>
+      <w:pPr>
+        <w:pStyle w:val="ListParagraph"/>
+        <w:numPr>
+          <w:ilvl w:val="1"/>
+          <w:numId w:val="2"/>
+        </w:numPr>
+        <w:bidi/>
+        <w:spacing w:after="70" w:before="0" w:line="300"/>
+      </w:pPr>
+      <w:r>
+        <w:rPr>
+          <w:rFonts w:ascii="Arial" w:cs="Arial" w:eastAsia="Arial" w:hAnsi="Arial"/>
+          <w:b w:val="false"/>
+          <w:bCs w:val="false"/>
+          <w:sz w:val="21"/>
+          <w:szCs w:val="21"/>
+          <w:rtl/>
+        </w:rPr>
+        <w:t xml:space="preserve">النشر الإنتاجي يتحقق من شهادة الخادم واسمها دون تعريف شيء.</w:t>
+      </w:r>
+    </w:p>
+    <w:p>
+      <w:pPr>
+        <w:pStyle w:val="ListParagraph"/>
+        <w:numPr>
+          <w:ilvl w:val="0"/>
+          <w:numId w:val="2"/>
+        </w:numPr>
+        <w:bidi/>
+        <w:spacing w:after="70" w:before="0" w:line="300"/>
+      </w:pPr>
+      <w:r>
+        <w:rPr>
+          <w:rFonts w:ascii="Courier New" w:cs="Courier New" w:eastAsia="Courier New" w:hAnsi="Courier New"/>
+          <w:b w:val="false"/>
+          <w:bCs w:val="false"/>
+          <w:color w:val="1F2937"/>
+          <w:sz w:val="18"/>
+          <w:szCs w:val="18"/>
+          <w:shd w:fill="F1F3F5" w:color="auto" w:val="clear"/>
+          <w:rtl/>
+        </w:rPr>
+        <w:t xml:space="preserve">‎tools/deploy/deploy.ps1:32‎</w:t>
+      </w:r>
+      <w:r>
+        <w:rPr>
+          <w:rFonts w:ascii="Arial" w:cs="Arial" w:eastAsia="Arial" w:hAnsi="Arial"/>
+          <w:b w:val="false"/>
+          <w:bCs w:val="false"/>
+          <w:sz w:val="21"/>
+          <w:szCs w:val="21"/>
+          <w:rtl/>
+        </w:rPr>
+        <w:t xml:space="preserve"> يضيف </w:t>
+      </w:r>
+      <w:r>
+        <w:rPr>
+          <w:rFonts w:ascii="Courier New" w:cs="Courier New" w:eastAsia="Courier New" w:hAnsi="Courier New"/>
+          <w:b w:val="false"/>
+          <w:bCs w:val="false"/>
+          <w:color w:val="1F2937"/>
+          <w:sz w:val="18"/>
+          <w:szCs w:val="18"/>
+          <w:shd w:fill="F1F3F5" w:color="auto" w:val="clear"/>
+          <w:rtl/>
+        </w:rPr>
+        <w:t xml:space="preserve">‎-C‎</w:t>
+      </w:r>
+      <w:r>
+        <w:rPr>
+          <w:rFonts w:ascii="Arial" w:cs="Arial" w:eastAsia="Arial" w:hAnsi="Arial"/>
+          <w:b w:val="false"/>
+          <w:bCs w:val="false"/>
+          <w:sz w:val="21"/>
+          <w:szCs w:val="21"/>
+          <w:rtl/>
+        </w:rPr>
+        <w:t xml:space="preserve"> دائمًا مع تسجيل دخول SQL. المسار غير إنتاجي (docs/adr/0001-schema-work-on-linux.md:20)، ويُصحَّح إن استُعمل يومًا. (</w:t>
+      </w:r>
+      <w:r>
+        <w:rPr>
+          <w:rFonts w:ascii="Segoe UI Emoji" w:cs="Segoe UI Emoji" w:eastAsia="Segoe UI Emoji" w:hAnsi="Segoe UI Emoji"/>
+          <w:sz w:val="21"/>
+          <w:szCs w:val="21"/>
+          <w:rtl/>
+        </w:rPr>
+        <w:t xml:space="preserve">✅</w:t>
+      </w:r>
+      <w:r>
+        <w:rPr>
+          <w:rFonts w:ascii="Arial" w:cs="Arial" w:eastAsia="Arial" w:hAnsi="Arial"/>
+          <w:b w:val="false"/>
+          <w:bCs w:val="false"/>
+          <w:sz w:val="21"/>
+          <w:szCs w:val="21"/>
+          <w:rtl/>
+        </w:rPr>
+        <w:t xml:space="preserve"> صُحّح بـ ADR 0013: لا </w:t>
+      </w:r>
+      <w:r>
+        <w:rPr>
+          <w:rFonts w:ascii="Courier New" w:cs="Courier New" w:eastAsia="Courier New" w:hAnsi="Courier New"/>
+          <w:b w:val="false"/>
+          <w:bCs w:val="false"/>
+          <w:color w:val="1F2937"/>
+          <w:sz w:val="18"/>
+          <w:szCs w:val="18"/>
+          <w:shd w:fill="F1F3F5" w:color="auto" w:val="clear"/>
+          <w:rtl/>
+        </w:rPr>
+        <w:t xml:space="preserve">‎-C‎</w:t>
+      </w:r>
+      <w:r>
+        <w:rPr>
+          <w:rFonts w:ascii="Arial" w:cs="Arial" w:eastAsia="Arial" w:hAnsi="Arial"/>
+          <w:b w:val="false"/>
+          <w:bCs w:val="false"/>
+          <w:sz w:val="21"/>
+          <w:szCs w:val="21"/>
+          <w:rtl/>
+        </w:rPr>
+        <w:t xml:space="preserve"> إلا بالمفتاح </w:t>
+      </w:r>
+      <w:r>
+        <w:rPr>
+          <w:rFonts w:ascii="Courier New" w:cs="Courier New" w:eastAsia="Courier New" w:hAnsi="Courier New"/>
+          <w:b w:val="false"/>
+          <w:bCs w:val="false"/>
+          <w:color w:val="1F2937"/>
+          <w:sz w:val="18"/>
+          <w:szCs w:val="18"/>
+          <w:shd w:fill="F1F3F5" w:color="auto" w:val="clear"/>
+          <w:rtl/>
+        </w:rPr>
+        <w:t xml:space="preserve">‎-TrustServerCertificate‎</w:t>
+      </w:r>
+      <w:r>
+        <w:rPr>
+          <w:rFonts w:ascii="Arial" w:cs="Arial" w:eastAsia="Arial" w:hAnsi="Arial"/>
+          <w:b w:val="false"/>
+          <w:bCs w:val="false"/>
+          <w:sz w:val="21"/>
+          <w:szCs w:val="21"/>
+          <w:rtl/>
+        </w:rPr>
+        <w:t xml:space="preserve">.)</w:t>
       </w:r>
     </w:p>
     <w:p>
@@ -11611,11 +11907,11 @@
         </w:tblBorders>
       </w:tblPr>
       <w:tblGrid>
-        <w:gridCol w:w="1644"/>
-        <w:gridCol w:w="2558"/>
-        <w:gridCol w:w="2192"/>
-        <w:gridCol w:w="1278"/>
-        <w:gridCol w:w="2192"/>
+        <w:gridCol w:w="1455"/>
+        <w:gridCol w:w="2263"/>
+        <w:gridCol w:w="3075"/>
+        <w:gridCol w:w="1131"/>
+        <w:gridCol w:w="1940"/>
       </w:tblGrid>
       <w:tr>
         <w:trPr>
@@ -11624,7 +11920,7 @@
         </w:trPr>
         <w:tc>
           <w:tcPr>
-            <w:tcW w:type="dxa" w:w="1644"/>
+            <w:tcW w:type="dxa" w:w="1455"/>
             <w:tcBorders>
               <w:top w:val="single" w:color="BFC9D6" w:sz="4"/>
               <w:left w:val="single" w:color="BFC9D6" w:sz="4"/>
@@ -11662,7 +11958,7 @@
         </w:tc>
         <w:tc>
           <w:tcPr>
-            <w:tcW w:type="dxa" w:w="2558"/>
+            <w:tcW w:type="dxa" w:w="2263"/>
             <w:tcBorders>
               <w:top w:val="single" w:color="BFC9D6" w:sz="4"/>
               <w:left w:val="single" w:color="BFC9D6" w:sz="4"/>
@@ -11700,7 +11996,7 @@
         </w:tc>
         <w:tc>
           <w:tcPr>
-            <w:tcW w:type="dxa" w:w="2192"/>
+            <w:tcW w:type="dxa" w:w="3075"/>
             <w:tcBorders>
               <w:top w:val="single" w:color="BFC9D6" w:sz="4"/>
               <w:left w:val="single" w:color="BFC9D6" w:sz="4"/>
@@ -11738,7 +12034,7 @@
         </w:tc>
         <w:tc>
           <w:tcPr>
-            <w:tcW w:type="dxa" w:w="1278"/>
+            <w:tcW w:type="dxa" w:w="1131"/>
             <w:tcBorders>
               <w:top w:val="single" w:color="BFC9D6" w:sz="4"/>
               <w:left w:val="single" w:color="BFC9D6" w:sz="4"/>
@@ -11776,7 +12072,7 @@
         </w:tc>
         <w:tc>
           <w:tcPr>
-            <w:tcW w:type="dxa" w:w="2192"/>
+            <w:tcW w:type="dxa" w:w="1940"/>
             <w:tcBorders>
               <w:top w:val="single" w:color="BFC9D6" w:sz="4"/>
               <w:left w:val="single" w:color="BFC9D6" w:sz="4"/>
@@ -11819,7 +12115,7 @@
         </w:trPr>
         <w:tc>
           <w:tcPr>
-            <w:tcW w:type="dxa" w:w="1644"/>
+            <w:tcW w:type="dxa" w:w="1455"/>
             <w:tcBorders>
               <w:top w:val="single" w:color="BFC9D6" w:sz="4"/>
               <w:left w:val="single" w:color="BFC9D6" w:sz="4"/>
@@ -11855,7 +12151,7 @@
         </w:tc>
         <w:tc>
           <w:tcPr>
-            <w:tcW w:type="dxa" w:w="2558"/>
+            <w:tcW w:type="dxa" w:w="2263"/>
             <w:tcBorders>
               <w:top w:val="single" w:color="BFC9D6" w:sz="4"/>
               <w:left w:val="single" w:color="BFC9D6" w:sz="4"/>
@@ -11891,43 +12187,52 @@
         </w:tc>
         <w:tc>
           <w:tcPr>
-            <w:tcW w:type="dxa" w:w="2192"/>
-            <w:tcBorders>
-              <w:top w:val="single" w:color="BFC9D6" w:sz="4"/>
-              <w:left w:val="single" w:color="BFC9D6" w:sz="4"/>
-              <w:bottom w:val="single" w:color="BFC9D6" w:sz="4"/>
-              <w:right w:val="single" w:color="BFC9D6" w:sz="4"/>
-            </w:tcBorders>
-            <w:tcMar>
-              <w:top w:type="dxa" w:w="50"/>
-              <w:left w:type="dxa" w:w="90"/>
-              <w:bottom w:type="dxa" w:w="50"/>
-              <w:right w:type="dxa" w:w="90"/>
-            </w:tcMar>
-            <w:vAlign w:val="top"/>
-          </w:tcPr>
-          <w:p>
-            <w:pPr>
-              <w:keepNext w:val="false"/>
-              <w:bidi/>
-              <w:spacing w:after="30" w:before="30" w:line="264"/>
-            </w:pPr>
-            <w:r>
-              <w:rPr>
-                <w:rFonts w:ascii="Arial" w:cs="Arial" w:eastAsia="Arial" w:hAnsi="Arial"/>
-                <w:b w:val="false"/>
-                <w:bCs w:val="false"/>
-                <w:sz w:val="18"/>
-                <w:szCs w:val="18"/>
-                <w:rtl/>
-              </w:rPr>
-              <w:t xml:space="preserve">سلطة عامة عبر ACME بتحدي DNS-01 وتجديد آلي</w:t>
-            </w:r>
-          </w:p>
-        </w:tc>
-        <w:tc>
-          <w:tcPr>
-            <w:tcW w:type="dxa" w:w="1278"/>
+            <w:tcW w:type="dxa" w:w="3075"/>
+            <w:tcBorders>
+              <w:top w:val="single" w:color="BFC9D6" w:sz="4"/>
+              <w:left w:val="single" w:color="BFC9D6" w:sz="4"/>
+              <w:bottom w:val="single" w:color="BFC9D6" w:sz="4"/>
+              <w:right w:val="single" w:color="BFC9D6" w:sz="4"/>
+            </w:tcBorders>
+            <w:tcMar>
+              <w:top w:type="dxa" w:w="50"/>
+              <w:left w:type="dxa" w:w="90"/>
+              <w:bottom w:type="dxa" w:w="50"/>
+              <w:right w:type="dxa" w:w="90"/>
+            </w:tcMar>
+            <w:vAlign w:val="top"/>
+          </w:tcPr>
+          <w:p>
+            <w:pPr>
+              <w:keepNext w:val="false"/>
+              <w:bidi/>
+              <w:spacing w:after="30" w:before="30" w:line="264"/>
+            </w:pPr>
+            <w:r>
+              <w:rPr>
+                <w:rFonts w:ascii="Segoe UI Emoji" w:cs="Segoe UI Emoji" w:eastAsia="Segoe UI Emoji" w:hAnsi="Segoe UI Emoji"/>
+                <w:sz w:val="18"/>
+                <w:szCs w:val="18"/>
+                <w:rtl/>
+              </w:rPr>
+              <w:t xml:space="preserve">✅</w:t>
+            </w:r>
+            <w:r>
+              <w:rPr>
+                <w:rFonts w:ascii="Arial" w:cs="Arial" w:eastAsia="Arial" w:hAnsi="Arial"/>
+                <w:b w:val="false"/>
+                <w:bCs w:val="false"/>
+                <w:sz w:val="18"/>
+                <w:szCs w:val="18"/>
+                <w:rtl/>
+              </w:rPr>
+              <w:t xml:space="preserve"> معتمد من المالك (2026-10-12): سلطة عامة عبر ACME بتحدي DNS-01 وتجديد آلي</w:t>
+            </w:r>
+          </w:p>
+        </w:tc>
+        <w:tc>
+          <w:tcPr>
+            <w:tcW w:type="dxa" w:w="1131"/>
             <w:tcBorders>
               <w:top w:val="single" w:color="BFC9D6" w:sz="4"/>
               <w:left w:val="single" w:color="BFC9D6" w:sz="4"/>
@@ -11963,7 +12268,7 @@
         </w:tc>
         <w:tc>
           <w:tcPr>
-            <w:tcW w:type="dxa" w:w="2192"/>
+            <w:tcW w:type="dxa" w:w="1940"/>
             <w:tcBorders>
               <w:top w:val="single" w:color="BFC9D6" w:sz="4"/>
               <w:left w:val="single" w:color="BFC9D6" w:sz="4"/>
@@ -12004,7 +12309,7 @@
         </w:trPr>
         <w:tc>
           <w:tcPr>
-            <w:tcW w:type="dxa" w:w="1644"/>
+            <w:tcW w:type="dxa" w:w="1455"/>
             <w:tcBorders>
               <w:top w:val="single" w:color="BFC9D6" w:sz="4"/>
               <w:left w:val="single" w:color="BFC9D6" w:sz="4"/>
@@ -12041,7 +12346,7 @@
         </w:tc>
         <w:tc>
           <w:tcPr>
-            <w:tcW w:type="dxa" w:w="2558"/>
+            <w:tcW w:type="dxa" w:w="2263"/>
             <w:tcBorders>
               <w:top w:val="single" w:color="BFC9D6" w:sz="4"/>
               <w:left w:val="single" w:color="BFC9D6" w:sz="4"/>
@@ -12078,7 +12383,7 @@
         </w:tc>
         <w:tc>
           <w:tcPr>
-            <w:tcW w:type="dxa" w:w="2192"/>
+            <w:tcW w:type="dxa" w:w="3075"/>
             <w:tcBorders>
               <w:top w:val="single" w:color="BFC9D6" w:sz="4"/>
               <w:left w:val="single" w:color="BFC9D6" w:sz="4"/>
@@ -12102,20 +12407,29 @@
             </w:pPr>
             <w:r>
               <w:rPr>
-                <w:rFonts w:ascii="Arial" w:cs="Arial" w:eastAsia="Arial" w:hAnsi="Arial"/>
-                <w:b w:val="false"/>
-                <w:bCs w:val="false"/>
-                <w:sz w:val="18"/>
-                <w:szCs w:val="18"/>
-                <w:rtl/>
-              </w:rPr>
-              <w:t xml:space="preserve">شاملة مع اسم الجذر، لحماية قائمة المشتركين من سجلات الشفافية</w:t>
-            </w:r>
-          </w:p>
-        </w:tc>
-        <w:tc>
-          <w:tcPr>
-            <w:tcW w:type="dxa" w:w="1278"/>
+                <w:rFonts w:ascii="Segoe UI Emoji" w:cs="Segoe UI Emoji" w:eastAsia="Segoe UI Emoji" w:hAnsi="Segoe UI Emoji"/>
+                <w:sz w:val="18"/>
+                <w:szCs w:val="18"/>
+                <w:rtl/>
+              </w:rPr>
+              <w:t xml:space="preserve">✅</w:t>
+            </w:r>
+            <w:r>
+              <w:rPr>
+                <w:rFonts w:ascii="Arial" w:cs="Arial" w:eastAsia="Arial" w:hAnsi="Arial"/>
+                <w:b w:val="false"/>
+                <w:bCs w:val="false"/>
+                <w:sz w:val="18"/>
+                <w:szCs w:val="18"/>
+                <w:rtl/>
+              </w:rPr>
+              <w:t xml:space="preserve"> معتمد من المالك (2026-10-12): شاملة مع اسم الجذر، لحماية قائمة المشتركين من سجلات الشفافية</w:t>
+            </w:r>
+          </w:p>
+        </w:tc>
+        <w:tc>
+          <w:tcPr>
+            <w:tcW w:type="dxa" w:w="1131"/>
             <w:tcBorders>
               <w:top w:val="single" w:color="BFC9D6" w:sz="4"/>
               <w:left w:val="single" w:color="BFC9D6" w:sz="4"/>
@@ -12152,7 +12466,7 @@
         </w:tc>
         <w:tc>
           <w:tcPr>
-            <w:tcW w:type="dxa" w:w="2192"/>
+            <w:tcW w:type="dxa" w:w="1940"/>
             <w:tcBorders>
               <w:top w:val="single" w:color="BFC9D6" w:sz="4"/>
               <w:left w:val="single" w:color="BFC9D6" w:sz="4"/>
@@ -12194,7 +12508,7 @@
         </w:trPr>
         <w:tc>
           <w:tcPr>
-            <w:tcW w:type="dxa" w:w="1644"/>
+            <w:tcW w:type="dxa" w:w="1455"/>
             <w:tcBorders>
               <w:top w:val="single" w:color="BFC9D6" w:sz="4"/>
               <w:left w:val="single" w:color="BFC9D6" w:sz="4"/>
@@ -12230,7 +12544,7 @@
         </w:tc>
         <w:tc>
           <w:tcPr>
-            <w:tcW w:type="dxa" w:w="2558"/>
+            <w:tcW w:type="dxa" w:w="2263"/>
             <w:tcBorders>
               <w:top w:val="single" w:color="BFC9D6" w:sz="4"/>
               <w:left w:val="single" w:color="BFC9D6" w:sz="4"/>
@@ -12290,7 +12604,7 @@
         </w:tc>
         <w:tc>
           <w:tcPr>
-            <w:tcW w:type="dxa" w:w="2192"/>
+            <w:tcW w:type="dxa" w:w="3075"/>
             <w:tcBorders>
               <w:top w:val="single" w:color="BFC9D6" w:sz="4"/>
               <w:left w:val="single" w:color="BFC9D6" w:sz="4"/>
@@ -12326,7 +12640,7 @@
         </w:tc>
         <w:tc>
           <w:tcPr>
-            <w:tcW w:type="dxa" w:w="1278"/>
+            <w:tcW w:type="dxa" w:w="1131"/>
             <w:tcBorders>
               <w:top w:val="single" w:color="BFC9D6" w:sz="4"/>
               <w:left w:val="single" w:color="BFC9D6" w:sz="4"/>
@@ -12362,7 +12676,7 @@
         </w:tc>
         <w:tc>
           <w:tcPr>
-            <w:tcW w:type="dxa" w:w="2192"/>
+            <w:tcW w:type="dxa" w:w="1940"/>
             <w:tcBorders>
               <w:top w:val="single" w:color="BFC9D6" w:sz="4"/>
               <w:left w:val="single" w:color="BFC9D6" w:sz="4"/>
@@ -12403,7 +12717,7 @@
         </w:trPr>
         <w:tc>
           <w:tcPr>
-            <w:tcW w:type="dxa" w:w="1644"/>
+            <w:tcW w:type="dxa" w:w="1455"/>
             <w:tcBorders>
               <w:top w:val="single" w:color="BFC9D6" w:sz="4"/>
               <w:left w:val="single" w:color="BFC9D6" w:sz="4"/>
@@ -12440,7 +12754,7 @@
         </w:tc>
         <w:tc>
           <w:tcPr>
-            <w:tcW w:type="dxa" w:w="2558"/>
+            <w:tcW w:type="dxa" w:w="2263"/>
             <w:tcBorders>
               <w:top w:val="single" w:color="BFC9D6" w:sz="4"/>
               <w:left w:val="single" w:color="BFC9D6" w:sz="4"/>
@@ -12477,7 +12791,7 @@
         </w:tc>
         <w:tc>
           <w:tcPr>
-            <w:tcW w:type="dxa" w:w="2192"/>
+            <w:tcW w:type="dxa" w:w="3075"/>
             <w:tcBorders>
               <w:top w:val="single" w:color="BFC9D6" w:sz="4"/>
               <w:left w:val="single" w:color="BFC9D6" w:sz="4"/>
@@ -12514,7 +12828,7 @@
         </w:tc>
         <w:tc>
           <w:tcPr>
-            <w:tcW w:type="dxa" w:w="1278"/>
+            <w:tcW w:type="dxa" w:w="1131"/>
             <w:tcBorders>
               <w:top w:val="single" w:color="BFC9D6" w:sz="4"/>
               <w:left w:val="single" w:color="BFC9D6" w:sz="4"/>
@@ -12551,7 +12865,7 @@
         </w:tc>
         <w:tc>
           <w:tcPr>
-            <w:tcW w:type="dxa" w:w="2192"/>
+            <w:tcW w:type="dxa" w:w="1940"/>
             <w:tcBorders>
               <w:top w:val="single" w:color="BFC9D6" w:sz="4"/>
               <w:left w:val="single" w:color="BFC9D6" w:sz="4"/>
@@ -12593,7 +12907,7 @@
         </w:trPr>
         <w:tc>
           <w:tcPr>
-            <w:tcW w:type="dxa" w:w="1644"/>
+            <w:tcW w:type="dxa" w:w="1455"/>
             <w:tcBorders>
               <w:top w:val="single" w:color="BFC9D6" w:sz="4"/>
               <w:left w:val="single" w:color="BFC9D6" w:sz="4"/>
@@ -12629,7 +12943,7 @@
         </w:tc>
         <w:tc>
           <w:tcPr>
-            <w:tcW w:type="dxa" w:w="2558"/>
+            <w:tcW w:type="dxa" w:w="2263"/>
             <w:tcBorders>
               <w:top w:val="single" w:color="BFC9D6" w:sz="4"/>
               <w:left w:val="single" w:color="BFC9D6" w:sz="4"/>
@@ -12665,7 +12979,7 @@
         </w:tc>
         <w:tc>
           <w:tcPr>
-            <w:tcW w:type="dxa" w:w="2192"/>
+            <w:tcW w:type="dxa" w:w="3075"/>
             <w:tcBorders>
               <w:top w:val="single" w:color="BFC9D6" w:sz="4"/>
               <w:left w:val="single" w:color="BFC9D6" w:sz="4"/>
@@ -12701,7 +13015,7 @@
         </w:tc>
         <w:tc>
           <w:tcPr>
-            <w:tcW w:type="dxa" w:w="1278"/>
+            <w:tcW w:type="dxa" w:w="1131"/>
             <w:tcBorders>
               <w:top w:val="single" w:color="BFC9D6" w:sz="4"/>
               <w:left w:val="single" w:color="BFC9D6" w:sz="4"/>
@@ -12737,7 +13051,7 @@
         </w:tc>
         <w:tc>
           <w:tcPr>
-            <w:tcW w:type="dxa" w:w="2192"/>
+            <w:tcW w:type="dxa" w:w="1940"/>
             <w:tcBorders>
               <w:top w:val="single" w:color="BFC9D6" w:sz="4"/>
               <w:left w:val="single" w:color="BFC9D6" w:sz="4"/>
@@ -12778,7 +13092,7 @@
         </w:trPr>
         <w:tc>
           <w:tcPr>
-            <w:tcW w:type="dxa" w:w="1644"/>
+            <w:tcW w:type="dxa" w:w="1455"/>
             <w:tcBorders>
               <w:top w:val="single" w:color="BFC9D6" w:sz="4"/>
               <w:left w:val="single" w:color="BFC9D6" w:sz="4"/>
@@ -12815,7 +13129,7 @@
         </w:tc>
         <w:tc>
           <w:tcPr>
-            <w:tcW w:type="dxa" w:w="2558"/>
+            <w:tcW w:type="dxa" w:w="2263"/>
             <w:tcBorders>
               <w:top w:val="single" w:color="BFC9D6" w:sz="4"/>
               <w:left w:val="single" w:color="BFC9D6" w:sz="4"/>
@@ -12865,7 +13179,7 @@
         </w:tc>
         <w:tc>
           <w:tcPr>
-            <w:tcW w:type="dxa" w:w="2192"/>
+            <w:tcW w:type="dxa" w:w="3075"/>
             <w:tcBorders>
               <w:top w:val="single" w:color="BFC9D6" w:sz="4"/>
               <w:left w:val="single" w:color="BFC9D6" w:sz="4"/>
@@ -12939,7 +13253,7 @@
         </w:tc>
         <w:tc>
           <w:tcPr>
-            <w:tcW w:type="dxa" w:w="1278"/>
+            <w:tcW w:type="dxa" w:w="1131"/>
             <w:tcBorders>
               <w:top w:val="single" w:color="BFC9D6" w:sz="4"/>
               <w:left w:val="single" w:color="BFC9D6" w:sz="4"/>
@@ -12976,7 +13290,7 @@
         </w:tc>
         <w:tc>
           <w:tcPr>
-            <w:tcW w:type="dxa" w:w="2192"/>
+            <w:tcW w:type="dxa" w:w="1940"/>
             <w:tcBorders>
               <w:top w:val="single" w:color="BFC9D6" w:sz="4"/>
               <w:left w:val="single" w:color="BFC9D6" w:sz="4"/>
@@ -13018,7 +13332,7 @@
         </w:trPr>
         <w:tc>
           <w:tcPr>
-            <w:tcW w:type="dxa" w:w="1644"/>
+            <w:tcW w:type="dxa" w:w="1455"/>
             <w:tcBorders>
               <w:top w:val="single" w:color="BFC9D6" w:sz="4"/>
               <w:left w:val="single" w:color="BFC9D6" w:sz="4"/>
@@ -13054,7 +13368,7 @@
         </w:tc>
         <w:tc>
           <w:tcPr>
-            <w:tcW w:type="dxa" w:w="2558"/>
+            <w:tcW w:type="dxa" w:w="2263"/>
             <w:tcBorders>
               <w:top w:val="single" w:color="BFC9D6" w:sz="4"/>
               <w:left w:val="single" w:color="BFC9D6" w:sz="4"/>
@@ -13127,43 +13441,87 @@
         </w:tc>
         <w:tc>
           <w:tcPr>
-            <w:tcW w:type="dxa" w:w="2192"/>
-            <w:tcBorders>
-              <w:top w:val="single" w:color="BFC9D6" w:sz="4"/>
-              <w:left w:val="single" w:color="BFC9D6" w:sz="4"/>
-              <w:bottom w:val="single" w:color="BFC9D6" w:sz="4"/>
-              <w:right w:val="single" w:color="BFC9D6" w:sz="4"/>
-            </w:tcBorders>
-            <w:tcMar>
-              <w:top w:type="dxa" w:w="50"/>
-              <w:left w:type="dxa" w:w="90"/>
-              <w:bottom w:type="dxa" w:w="50"/>
-              <w:right w:type="dxa" w:w="90"/>
-            </w:tcMar>
-            <w:vAlign w:val="top"/>
-          </w:tcPr>
-          <w:p>
-            <w:pPr>
-              <w:keepNext w:val="false"/>
-              <w:bidi/>
-              <w:spacing w:after="30" w:before="30" w:line="264"/>
-            </w:pPr>
-            <w:r>
-              <w:rPr>
-                <w:rFonts w:ascii="Arial" w:cs="Arial" w:eastAsia="Arial" w:hAnsi="Arial"/>
-                <w:b w:val="false"/>
-                <w:bCs w:val="false"/>
-                <w:sz w:val="18"/>
-                <w:szCs w:val="18"/>
-                <w:rtl/>
-              </w:rPr>
-              <w:t xml:space="preserve">نعم، ويمرّره CI صراحة</w:t>
-            </w:r>
-          </w:p>
-        </w:tc>
-        <w:tc>
-          <w:tcPr>
-            <w:tcW w:type="dxa" w:w="1278"/>
+            <w:tcW w:type="dxa" w:w="3075"/>
+            <w:tcBorders>
+              <w:top w:val="single" w:color="BFC9D6" w:sz="4"/>
+              <w:left w:val="single" w:color="BFC9D6" w:sz="4"/>
+              <w:bottom w:val="single" w:color="BFC9D6" w:sz="4"/>
+              <w:right w:val="single" w:color="BFC9D6" w:sz="4"/>
+            </w:tcBorders>
+            <w:tcMar>
+              <w:top w:type="dxa" w:w="50"/>
+              <w:left w:type="dxa" w:w="90"/>
+              <w:bottom w:type="dxa" w:w="50"/>
+              <w:right w:type="dxa" w:w="90"/>
+            </w:tcMar>
+            <w:vAlign w:val="top"/>
+          </w:tcPr>
+          <w:p>
+            <w:pPr>
+              <w:keepNext w:val="false"/>
+              <w:bidi/>
+              <w:spacing w:after="30" w:before="30" w:line="264"/>
+            </w:pPr>
+            <w:r>
+              <w:rPr>
+                <w:rFonts w:ascii="Arial" w:cs="Arial" w:eastAsia="Arial" w:hAnsi="Arial"/>
+                <w:b w:val="false"/>
+                <w:bCs w:val="false"/>
+                <w:sz w:val="18"/>
+                <w:szCs w:val="18"/>
+                <w:rtl/>
+              </w:rPr>
+              <w:t xml:space="preserve">نعم، ويمرّره CI صراحة. </w:t>
+            </w:r>
+            <w:r>
+              <w:rPr>
+                <w:rFonts w:ascii="Segoe UI Emoji" w:cs="Segoe UI Emoji" w:eastAsia="Segoe UI Emoji" w:hAnsi="Segoe UI Emoji"/>
+                <w:sz w:val="18"/>
+                <w:szCs w:val="18"/>
+                <w:rtl/>
+              </w:rPr>
+              <w:t xml:space="preserve">✅</w:t>
+            </w:r>
+            <w:r>
+              <w:rPr>
+                <w:rFonts w:ascii="Arial" w:cs="Arial" w:eastAsia="Arial" w:hAnsi="Arial"/>
+                <w:b w:val="false"/>
+                <w:bCs w:val="false"/>
+                <w:sz w:val="18"/>
+                <w:szCs w:val="18"/>
+                <w:rtl/>
+              </w:rPr>
+              <w:t xml:space="preserve"> منفّذ (2026-10-13، ADR 0013) في كل أدوات النشر و</w:t>
+            </w:r>
+            <w:r>
+              <w:rPr>
+                <w:rFonts w:ascii="Courier New" w:cs="Courier New" w:eastAsia="Courier New" w:hAnsi="Courier New"/>
+                <w:b w:val="false"/>
+                <w:bCs w:val="false"/>
+                <w:color w:val="1F2937"/>
+                <w:sz w:val="16"/>
+                <w:szCs w:val="16"/>
+                <w:shd w:fill="F1F3F5" w:color="auto" w:val="clear"/>
+                <w:rtl/>
+              </w:rPr>
+              <w:t xml:space="preserve">‎check_deployed.py‎</w:t>
+            </w:r>
+            <w:r>
+              <w:rPr>
+                <w:rFonts w:ascii="Arial" w:cs="Arial" w:eastAsia="Arial" w:hAnsi="Arial"/>
+                <w:b w:val="false"/>
+                <w:bCs w:val="false"/>
+                <w:sz w:val="18"/>
+                <w:szCs w:val="18"/>
+                <w:rtl/>
+              </w:rPr>
+              <w:t xml:space="preserve">، ويحرسه CI</w:t>
+            </w:r>
+          </w:p>
+        </w:tc>
+        <w:tc>
+          <w:tcPr>
+            <w:tcW w:type="dxa" w:w="1131"/>
             <w:tcBorders>
               <w:top w:val="single" w:color="BFC9D6" w:sz="4"/>
               <w:left w:val="single" w:color="BFC9D6" w:sz="4"/>
@@ -13199,7 +13557,7 @@
         </w:tc>
         <w:tc>
           <w:tcPr>
-            <w:tcW w:type="dxa" w:w="2192"/>
+            <w:tcW w:type="dxa" w:w="1940"/>
             <w:tcBorders>
               <w:top w:val="single" w:color="BFC9D6" w:sz="4"/>
               <w:left w:val="single" w:color="BFC9D6" w:sz="4"/>
@@ -13240,7 +13598,7 @@
         </w:trPr>
         <w:tc>
           <w:tcPr>
-            <w:tcW w:type="dxa" w:w="1644"/>
+            <w:tcW w:type="dxa" w:w="1455"/>
             <w:tcBorders>
               <w:top w:val="single" w:color="BFC9D6" w:sz="4"/>
               <w:left w:val="single" w:color="BFC9D6" w:sz="4"/>
@@ -13277,7 +13635,7 @@
         </w:tc>
         <w:tc>
           <w:tcPr>
-            <w:tcW w:type="dxa" w:w="2558"/>
+            <w:tcW w:type="dxa" w:w="2263"/>
             <w:tcBorders>
               <w:top w:val="single" w:color="BFC9D6" w:sz="4"/>
               <w:left w:val="single" w:color="BFC9D6" w:sz="4"/>
@@ -13314,7 +13672,7 @@
         </w:tc>
         <w:tc>
           <w:tcPr>
-            <w:tcW w:type="dxa" w:w="2192"/>
+            <w:tcW w:type="dxa" w:w="3075"/>
             <w:tcBorders>
               <w:top w:val="single" w:color="BFC9D6" w:sz="4"/>
               <w:left w:val="single" w:color="BFC9D6" w:sz="4"/>
@@ -13338,20 +13696,29 @@
             </w:pPr>
             <w:r>
               <w:rPr>
-                <w:rFonts w:ascii="Arial" w:cs="Arial" w:eastAsia="Arial" w:hAnsi="Arial"/>
-                <w:b w:val="false"/>
-                <w:bCs w:val="false"/>
-                <w:sz w:val="18"/>
-                <w:szCs w:val="18"/>
-                <w:rtl/>
-              </w:rPr>
-              <w:t xml:space="preserve">قائمة عناوين مسموحة أو شبكة خاصة</w:t>
-            </w:r>
-          </w:p>
-        </w:tc>
-        <w:tc>
-          <w:tcPr>
-            <w:tcW w:type="dxa" w:w="1278"/>
+                <w:rFonts w:ascii="Segoe UI Emoji" w:cs="Segoe UI Emoji" w:eastAsia="Segoe UI Emoji" w:hAnsi="Segoe UI Emoji"/>
+                <w:sz w:val="18"/>
+                <w:szCs w:val="18"/>
+                <w:rtl/>
+              </w:rPr>
+              <w:t xml:space="preserve">✅</w:t>
+            </w:r>
+            <w:r>
+              <w:rPr>
+                <w:rFonts w:ascii="Arial" w:cs="Arial" w:eastAsia="Arial" w:hAnsi="Arial"/>
+                <w:b w:val="false"/>
+                <w:bCs w:val="false"/>
+                <w:sz w:val="18"/>
+                <w:szCs w:val="18"/>
+                <w:rtl/>
+              </w:rPr>
+              <w:t xml:space="preserve"> معتمد من المالك (2026-10-12): قائمة عناوين مسموحة أو شبكة خاصة</w:t>
+            </w:r>
+          </w:p>
+        </w:tc>
+        <w:tc>
+          <w:tcPr>
+            <w:tcW w:type="dxa" w:w="1131"/>
             <w:tcBorders>
               <w:top w:val="single" w:color="BFC9D6" w:sz="4"/>
               <w:left w:val="single" w:color="BFC9D6" w:sz="4"/>
@@ -13388,7 +13755,7 @@
         </w:tc>
         <w:tc>
           <w:tcPr>
-            <w:tcW w:type="dxa" w:w="2192"/>
+            <w:tcW w:type="dxa" w:w="1940"/>
             <w:tcBorders>
               <w:top w:val="single" w:color="BFC9D6" w:sz="4"/>
               <w:left w:val="single" w:color="BFC9D6" w:sz="4"/>
@@ -13430,7 +13797,7 @@
         </w:trPr>
         <w:tc>
           <w:tcPr>
-            <w:tcW w:type="dxa" w:w="1644"/>
+            <w:tcW w:type="dxa" w:w="1455"/>
             <w:tcBorders>
               <w:top w:val="single" w:color="BFC9D6" w:sz="4"/>
               <w:left w:val="single" w:color="BFC9D6" w:sz="4"/>
@@ -13466,7 +13833,7 @@
         </w:tc>
         <w:tc>
           <w:tcPr>
-            <w:tcW w:type="dxa" w:w="2558"/>
+            <w:tcW w:type="dxa" w:w="2263"/>
             <w:tcBorders>
               <w:top w:val="single" w:color="BFC9D6" w:sz="4"/>
               <w:left w:val="single" w:color="BFC9D6" w:sz="4"/>
@@ -13502,43 +13869,52 @@
         </w:tc>
         <w:tc>
           <w:tcPr>
-            <w:tcW w:type="dxa" w:w="2192"/>
-            <w:tcBorders>
-              <w:top w:val="single" w:color="BFC9D6" w:sz="4"/>
-              <w:left w:val="single" w:color="BFC9D6" w:sz="4"/>
-              <w:bottom w:val="single" w:color="BFC9D6" w:sz="4"/>
-              <w:right w:val="single" w:color="BFC9D6" w:sz="4"/>
-            </w:tcBorders>
-            <w:tcMar>
-              <w:top w:type="dxa" w:w="50"/>
-              <w:left w:type="dxa" w:w="90"/>
-              <w:bottom w:type="dxa" w:w="50"/>
-              <w:right w:type="dxa" w:w="90"/>
-            </w:tcMar>
-            <w:vAlign w:val="top"/>
-          </w:tcPr>
-          <w:p>
-            <w:pPr>
-              <w:keepNext w:val="false"/>
-              <w:bidi/>
-              <w:spacing w:after="30" w:before="30" w:line="264"/>
-            </w:pPr>
-            <w:r>
-              <w:rPr>
-                <w:rFonts w:ascii="Arial" w:cs="Arial" w:eastAsia="Arial" w:hAnsi="Arial"/>
-                <w:b w:val="false"/>
-                <w:bCs w:val="false"/>
-                <w:sz w:val="18"/>
-                <w:szCs w:val="18"/>
-                <w:rtl/>
-              </w:rPr>
-              <w:t xml:space="preserve">نعم</w:t>
-            </w:r>
-          </w:p>
-        </w:tc>
-        <w:tc>
-          <w:tcPr>
-            <w:tcW w:type="dxa" w:w="1278"/>
+            <w:tcW w:type="dxa" w:w="3075"/>
+            <w:tcBorders>
+              <w:top w:val="single" w:color="BFC9D6" w:sz="4"/>
+              <w:left w:val="single" w:color="BFC9D6" w:sz="4"/>
+              <w:bottom w:val="single" w:color="BFC9D6" w:sz="4"/>
+              <w:right w:val="single" w:color="BFC9D6" w:sz="4"/>
+            </w:tcBorders>
+            <w:tcMar>
+              <w:top w:type="dxa" w:w="50"/>
+              <w:left w:type="dxa" w:w="90"/>
+              <w:bottom w:type="dxa" w:w="50"/>
+              <w:right w:type="dxa" w:w="90"/>
+            </w:tcMar>
+            <w:vAlign w:val="top"/>
+          </w:tcPr>
+          <w:p>
+            <w:pPr>
+              <w:keepNext w:val="false"/>
+              <w:bidi/>
+              <w:spacing w:after="30" w:before="30" w:line="264"/>
+            </w:pPr>
+            <w:r>
+              <w:rPr>
+                <w:rFonts w:ascii="Segoe UI Emoji" w:cs="Segoe UI Emoji" w:eastAsia="Segoe UI Emoji" w:hAnsi="Segoe UI Emoji"/>
+                <w:sz w:val="18"/>
+                <w:szCs w:val="18"/>
+                <w:rtl/>
+              </w:rPr>
+              <w:t xml:space="preserve">✅</w:t>
+            </w:r>
+            <w:r>
+              <w:rPr>
+                <w:rFonts w:ascii="Arial" w:cs="Arial" w:eastAsia="Arial" w:hAnsi="Arial"/>
+                <w:b w:val="false"/>
+                <w:bCs w:val="false"/>
+                <w:sz w:val="18"/>
+                <w:szCs w:val="18"/>
+                <w:rtl/>
+              </w:rPr>
+              <w:t xml:space="preserve"> معتمد من المالك (2026-10-12): نعم</w:t>
+            </w:r>
+          </w:p>
+        </w:tc>
+        <w:tc>
+          <w:tcPr>
+            <w:tcW w:type="dxa" w:w="1131"/>
             <w:tcBorders>
               <w:top w:val="single" w:color="BFC9D6" w:sz="4"/>
               <w:left w:val="single" w:color="BFC9D6" w:sz="4"/>
@@ -13574,7 +13950,7 @@
         </w:tc>
         <w:tc>
           <w:tcPr>
-            <w:tcW w:type="dxa" w:w="2192"/>
+            <w:tcW w:type="dxa" w:w="1940"/>
             <w:tcBorders>
               <w:top w:val="single" w:color="BFC9D6" w:sz="4"/>
               <w:left w:val="single" w:color="BFC9D6" w:sz="4"/>
@@ -13615,7 +13991,7 @@
         </w:trPr>
         <w:tc>
           <w:tcPr>
-            <w:tcW w:type="dxa" w:w="1644"/>
+            <w:tcW w:type="dxa" w:w="1455"/>
             <w:tcBorders>
               <w:top w:val="single" w:color="BFC9D6" w:sz="4"/>
               <w:left w:val="single" w:color="BFC9D6" w:sz="4"/>
@@ -13652,7 +14028,7 @@
         </w:tc>
         <w:tc>
           <w:tcPr>
-            <w:tcW w:type="dxa" w:w="2558"/>
+            <w:tcW w:type="dxa" w:w="2263"/>
             <w:tcBorders>
               <w:top w:val="single" w:color="BFC9D6" w:sz="4"/>
               <w:left w:val="single" w:color="BFC9D6" w:sz="4"/>
@@ -13689,7 +14065,7 @@
         </w:tc>
         <w:tc>
           <w:tcPr>
-            <w:tcW w:type="dxa" w:w="2192"/>
+            <w:tcW w:type="dxa" w:w="3075"/>
             <w:tcBorders>
               <w:top w:val="single" w:color="BFC9D6" w:sz="4"/>
               <w:left w:val="single" w:color="BFC9D6" w:sz="4"/>
@@ -13713,20 +14089,29 @@
             </w:pPr>
             <w:r>
               <w:rPr>
-                <w:rFonts w:ascii="Arial" w:cs="Arial" w:eastAsia="Arial" w:hAnsi="Arial"/>
-                <w:b w:val="false"/>
-                <w:bCs w:val="false"/>
-                <w:sz w:val="18"/>
-                <w:szCs w:val="18"/>
-                <w:rtl/>
-              </w:rPr>
-              <w:t xml:space="preserve">يُحدَّد مع مزوّد الاستضافة؛ رمز بأضيق صلاحية</w:t>
-            </w:r>
-          </w:p>
-        </w:tc>
-        <w:tc>
-          <w:tcPr>
-            <w:tcW w:type="dxa" w:w="1278"/>
+                <w:rFonts w:ascii="Segoe UI Emoji" w:cs="Segoe UI Emoji" w:eastAsia="Segoe UI Emoji" w:hAnsi="Segoe UI Emoji"/>
+                <w:sz w:val="18"/>
+                <w:szCs w:val="18"/>
+                <w:rtl/>
+              </w:rPr>
+              <w:t xml:space="preserve">✅</w:t>
+            </w:r>
+            <w:r>
+              <w:rPr>
+                <w:rFonts w:ascii="Arial" w:cs="Arial" w:eastAsia="Arial" w:hAnsi="Arial"/>
+                <w:b w:val="false"/>
+                <w:bCs w:val="false"/>
+                <w:sz w:val="18"/>
+                <w:szCs w:val="18"/>
+                <w:rtl/>
+              </w:rPr>
+              <w:t xml:space="preserve"> معتمد من المالك (2026-10-12): يُحدَّد مع مزوّد الاستضافة؛ رمز بأضيق صلاحية</w:t>
+            </w:r>
+          </w:p>
+        </w:tc>
+        <w:tc>
+          <w:tcPr>
+            <w:tcW w:type="dxa" w:w="1131"/>
             <w:tcBorders>
               <w:top w:val="single" w:color="BFC9D6" w:sz="4"/>
               <w:left w:val="single" w:color="BFC9D6" w:sz="4"/>
@@ -13763,7 +14148,7 @@
         </w:tc>
         <w:tc>
           <w:tcPr>
-            <w:tcW w:type="dxa" w:w="2192"/>
+            <w:tcW w:type="dxa" w:w="1940"/>
             <w:tcBorders>
               <w:top w:val="single" w:color="BFC9D6" w:sz="4"/>
               <w:left w:val="single" w:color="BFC9D6" w:sz="4"/>
@@ -13805,7 +14190,7 @@
         </w:trPr>
         <w:tc>
           <w:tcPr>
-            <w:tcW w:type="dxa" w:w="1644"/>
+            <w:tcW w:type="dxa" w:w="1455"/>
             <w:tcBorders>
               <w:top w:val="single" w:color="BFC9D6" w:sz="4"/>
               <w:left w:val="single" w:color="BFC9D6" w:sz="4"/>
@@ -13841,7 +14226,7 @@
         </w:tc>
         <w:tc>
           <w:tcPr>
-            <w:tcW w:type="dxa" w:w="2558"/>
+            <w:tcW w:type="dxa" w:w="2263"/>
             <w:tcBorders>
               <w:top w:val="single" w:color="BFC9D6" w:sz="4"/>
               <w:left w:val="single" w:color="BFC9D6" w:sz="4"/>
@@ -13877,7 +14262,7 @@
         </w:tc>
         <w:tc>
           <w:tcPr>
-            <w:tcW w:type="dxa" w:w="2192"/>
+            <w:tcW w:type="dxa" w:w="3075"/>
             <w:tcBorders>
               <w:top w:val="single" w:color="BFC9D6" w:sz="4"/>
               <w:left w:val="single" w:color="BFC9D6" w:sz="4"/>
@@ -13913,7 +14298,7 @@
         </w:tc>
         <w:tc>
           <w:tcPr>
-            <w:tcW w:type="dxa" w:w="1278"/>
+            <w:tcW w:type="dxa" w:w="1131"/>
             <w:tcBorders>
               <w:top w:val="single" w:color="BFC9D6" w:sz="4"/>
               <w:left w:val="single" w:color="BFC9D6" w:sz="4"/>
@@ -13949,7 +14334,7 @@
         </w:tc>
         <w:tc>
           <w:tcPr>
-            <w:tcW w:type="dxa" w:w="2192"/>
+            <w:tcW w:type="dxa" w:w="1940"/>
             <w:tcBorders>
               <w:top w:val="single" w:color="BFC9D6" w:sz="4"/>
               <w:left w:val="single" w:color="BFC9D6" w:sz="4"/>
@@ -13990,7 +14375,7 @@
         </w:trPr>
         <w:tc>
           <w:tcPr>
-            <w:tcW w:type="dxa" w:w="1644"/>
+            <w:tcW w:type="dxa" w:w="1455"/>
             <w:tcBorders>
               <w:top w:val="single" w:color="BFC9D6" w:sz="4"/>
               <w:left w:val="single" w:color="BFC9D6" w:sz="4"/>
@@ -14027,7 +14412,7 @@
         </w:tc>
         <w:tc>
           <w:tcPr>
-            <w:tcW w:type="dxa" w:w="2558"/>
+            <w:tcW w:type="dxa" w:w="2263"/>
             <w:tcBorders>
               <w:top w:val="single" w:color="BFC9D6" w:sz="4"/>
               <w:left w:val="single" w:color="BFC9D6" w:sz="4"/>
@@ -14064,7 +14449,7 @@
         </w:tc>
         <w:tc>
           <w:tcPr>
-            <w:tcW w:type="dxa" w:w="2192"/>
+            <w:tcW w:type="dxa" w:w="3075"/>
             <w:tcBorders>
               <w:top w:val="single" w:color="BFC9D6" w:sz="4"/>
               <w:left w:val="single" w:color="BFC9D6" w:sz="4"/>
@@ -14088,20 +14473,29 @@
             </w:pPr>
             <w:r>
               <w:rPr>
-                <w:rFonts w:ascii="Arial" w:cs="Arial" w:eastAsia="Arial" w:hAnsi="Arial"/>
-                <w:b w:val="false"/>
-                <w:bCs w:val="false"/>
-                <w:sz w:val="18"/>
-                <w:szCs w:val="18"/>
-                <w:rtl/>
-              </w:rPr>
-              <w:t xml:space="preserve">على مضيف التطبيق؛ يتبع قرار نظام تشغيل طبقة التطبيق</w:t>
-            </w:r>
-          </w:p>
-        </w:tc>
-        <w:tc>
-          <w:tcPr>
-            <w:tcW w:type="dxa" w:w="1278"/>
+                <w:rFonts w:ascii="Segoe UI Emoji" w:cs="Segoe UI Emoji" w:eastAsia="Segoe UI Emoji" w:hAnsi="Segoe UI Emoji"/>
+                <w:sz w:val="18"/>
+                <w:szCs w:val="18"/>
+                <w:rtl/>
+              </w:rPr>
+              <w:t xml:space="preserve">✅</w:t>
+            </w:r>
+            <w:r>
+              <w:rPr>
+                <w:rFonts w:ascii="Arial" w:cs="Arial" w:eastAsia="Arial" w:hAnsi="Arial"/>
+                <w:b w:val="false"/>
+                <w:bCs w:val="false"/>
+                <w:sz w:val="18"/>
+                <w:szCs w:val="18"/>
+                <w:rtl/>
+              </w:rPr>
+              <w:t xml:space="preserve"> معتمد من المالك (2026-10-12): على مضيف التطبيق؛ يتبع قرار نظام تشغيل طبقة التطبيق</w:t>
+            </w:r>
+          </w:p>
+        </w:tc>
+        <w:tc>
+          <w:tcPr>
+            <w:tcW w:type="dxa" w:w="1131"/>
             <w:tcBorders>
               <w:top w:val="single" w:color="BFC9D6" w:sz="4"/>
               <w:left w:val="single" w:color="BFC9D6" w:sz="4"/>
@@ -14138,7 +14532,7 @@
         </w:tc>
         <w:tc>
           <w:tcPr>
-            <w:tcW w:type="dxa" w:w="2192"/>
+            <w:tcW w:type="dxa" w:w="1940"/>
             <w:tcBorders>
               <w:top w:val="single" w:color="BFC9D6" w:sz="4"/>
               <w:left w:val="single" w:color="BFC9D6" w:sz="4"/>

--- a/treasury-platform/docs/30-readiness/word/DOC-S05-tls-policy.docx
+++ b/treasury-platform/docs/30-readiness/word/DOC-S05-tls-policy.docx
@@ -8461,6 +8461,327 @@
           <w:rtl/>
         </w:rPr>
         <w:t xml:space="preserve">النشر الإنتاجي يتحقق من شهادة الخادم واسمها دون تعريف شيء.</w:t>
+      </w:r>
+    </w:p>
+    <w:p>
+      <w:pPr>
+        <w:pStyle w:val="ListParagraph"/>
+        <w:numPr>
+          <w:ilvl w:val="0"/>
+          <w:numId w:val="2"/>
+        </w:numPr>
+        <w:bidi/>
+        <w:spacing w:after="70" w:before="0" w:line="300"/>
+      </w:pPr>
+      <w:r>
+        <w:rPr>
+          <w:rFonts w:ascii="Arial" w:cs="Arial" w:eastAsia="Arial" w:hAnsi="Arial"/>
+          <w:b/>
+          <w:bCs/>
+          <w:sz w:val="21"/>
+          <w:szCs w:val="21"/>
+          <w:rtl/>
+        </w:rPr>
+        <w:t xml:space="preserve">عبر نفق SSH بلا </w:t>
+      </w:r>
+      <w:r>
+        <w:rPr>
+          <w:rFonts w:ascii="Courier New" w:cs="Courier New" w:eastAsia="Courier New" w:hAnsi="Courier New"/>
+          <w:b/>
+          <w:bCs/>
+          <w:color w:val="1F2937"/>
+          <w:sz w:val="18"/>
+          <w:szCs w:val="18"/>
+          <w:shd w:fill="F1F3F5" w:color="auto" w:val="clear"/>
+          <w:rtl/>
+        </w:rPr>
+        <w:t xml:space="preserve">‎-C‎</w:t>
+      </w:r>
+      <w:r>
+        <w:rPr>
+          <w:rFonts w:ascii="Arial" w:cs="Arial" w:eastAsia="Arial" w:hAnsi="Arial"/>
+          <w:b/>
+          <w:bCs/>
+          <w:sz w:val="21"/>
+          <w:szCs w:val="21"/>
+          <w:rtl/>
+        </w:rPr>
+        <w:t xml:space="preserve"> (المراجعة الداخلية v6، D11):</w:t>
+      </w:r>
+      <w:r>
+        <w:rPr>
+          <w:rFonts w:ascii="Arial" w:cs="Arial" w:eastAsia="Arial" w:hAnsi="Arial"/>
+          <w:b w:val="false"/>
+          <w:bCs w:val="false"/>
+          <w:sz w:val="21"/>
+          <w:szCs w:val="21"/>
+          <w:rtl/>
+        </w:rPr>
+        <w:t xml:space="preserve"> الشهادة صادرة لاسم خادم القاعدة (مثل </w:t>
+      </w:r>
+      <w:r>
+        <w:rPr>
+          <w:rFonts w:ascii="Courier New" w:cs="Courier New" w:eastAsia="Courier New" w:hAnsi="Courier New"/>
+          <w:b w:val="false"/>
+          <w:bCs w:val="false"/>
+          <w:color w:val="1F2937"/>
+          <w:sz w:val="18"/>
+          <w:szCs w:val="18"/>
+          <w:shd w:fill="F1F3F5" w:color="auto" w:val="clear"/>
+          <w:rtl/>
+        </w:rPr>
+        <w:t xml:space="preserve">‎db.internal.bankfas.com‎</w:t>
+      </w:r>
+      <w:r>
+        <w:rPr>
+          <w:rFonts w:ascii="Arial" w:cs="Arial" w:eastAsia="Arial" w:hAnsi="Arial"/>
+          <w:b w:val="false"/>
+          <w:bCs w:val="false"/>
+          <w:sz w:val="21"/>
+          <w:szCs w:val="21"/>
+          <w:rtl/>
+        </w:rPr>
+        <w:t xml:space="preserve">)، والنفق يصل إلى </w:t>
+      </w:r>
+      <w:r>
+        <w:rPr>
+          <w:rFonts w:ascii="Courier New" w:cs="Courier New" w:eastAsia="Courier New" w:hAnsi="Courier New"/>
+          <w:b w:val="false"/>
+          <w:bCs w:val="false"/>
+          <w:color w:val="1F2937"/>
+          <w:sz w:val="18"/>
+          <w:szCs w:val="18"/>
+          <w:shd w:fill="F1F3F5" w:color="auto" w:val="clear"/>
+          <w:rtl/>
+        </w:rPr>
+        <w:t xml:space="preserve">‎localhost‎</w:t>
+      </w:r>
+      <w:r>
+        <w:rPr>
+          <w:rFonts w:ascii="Arial" w:cs="Arial" w:eastAsia="Arial" w:hAnsi="Arial"/>
+          <w:b w:val="false"/>
+          <w:bCs w:val="false"/>
+          <w:sz w:val="21"/>
+          <w:szCs w:val="21"/>
+          <w:rtl/>
+        </w:rPr>
+        <w:t xml:space="preserve">، فيفشل التحقق من الاسم. وهذا ما يدفع المشغّل إلى </w:t>
+      </w:r>
+      <w:r>
+        <w:rPr>
+          <w:rFonts w:ascii="Courier New" w:cs="Courier New" w:eastAsia="Courier New" w:hAnsi="Courier New"/>
+          <w:b w:val="false"/>
+          <w:bCs w:val="false"/>
+          <w:color w:val="1F2937"/>
+          <w:sz w:val="18"/>
+          <w:szCs w:val="18"/>
+          <w:shd w:fill="F1F3F5" w:color="auto" w:val="clear"/>
+          <w:rtl/>
+        </w:rPr>
+        <w:t xml:space="preserve">‎-C‎</w:t>
+      </w:r>
+      <w:r>
+        <w:rPr>
+          <w:rFonts w:ascii="Arial" w:cs="Arial" w:eastAsia="Arial" w:hAnsi="Arial"/>
+          <w:b w:val="false"/>
+          <w:bCs w:val="false"/>
+          <w:sz w:val="21"/>
+          <w:szCs w:val="21"/>
+          <w:rtl/>
+        </w:rPr>
+        <w:t xml:space="preserve">. والحل ألا يُتصل بـ </w:t>
+      </w:r>
+      <w:r>
+        <w:rPr>
+          <w:rFonts w:ascii="Courier New" w:cs="Courier New" w:eastAsia="Courier New" w:hAnsi="Courier New"/>
+          <w:b w:val="false"/>
+          <w:bCs w:val="false"/>
+          <w:color w:val="1F2937"/>
+          <w:sz w:val="18"/>
+          <w:szCs w:val="18"/>
+          <w:shd w:fill="F1F3F5" w:color="auto" w:val="clear"/>
+          <w:rtl/>
+        </w:rPr>
+        <w:t xml:space="preserve">‎localhost‎</w:t>
+      </w:r>
+      <w:r>
+        <w:rPr>
+          <w:rFonts w:ascii="Arial" w:cs="Arial" w:eastAsia="Arial" w:hAnsi="Arial"/>
+          <w:b w:val="false"/>
+          <w:bCs w:val="false"/>
+          <w:sz w:val="21"/>
+          <w:szCs w:val="21"/>
+          <w:rtl/>
+        </w:rPr>
+        <w:t xml:space="preserve">: يُضاف في </w:t>
+      </w:r>
+      <w:r>
+        <w:rPr>
+          <w:rFonts w:ascii="Courier New" w:cs="Courier New" w:eastAsia="Courier New" w:hAnsi="Courier New"/>
+          <w:b w:val="false"/>
+          <w:bCs w:val="false"/>
+          <w:color w:val="1F2937"/>
+          <w:sz w:val="18"/>
+          <w:szCs w:val="18"/>
+          <w:shd w:fill="F1F3F5" w:color="auto" w:val="clear"/>
+          <w:rtl/>
+        </w:rPr>
+        <w:t xml:space="preserve">‎/etc/hosts‎</w:t>
+      </w:r>
+      <w:r>
+        <w:rPr>
+          <w:rFonts w:ascii="Arial" w:cs="Arial" w:eastAsia="Arial" w:hAnsi="Arial"/>
+          <w:b w:val="false"/>
+          <w:bCs w:val="false"/>
+          <w:sz w:val="21"/>
+          <w:szCs w:val="21"/>
+          <w:rtl/>
+        </w:rPr>
+        <w:t xml:space="preserve"> على محطة المشغّل سطر </w:t>
+      </w:r>
+      <w:r>
+        <w:rPr>
+          <w:rFonts w:ascii="Courier New" w:cs="Courier New" w:eastAsia="Courier New" w:hAnsi="Courier New"/>
+          <w:b w:val="false"/>
+          <w:bCs w:val="false"/>
+          <w:color w:val="1F2937"/>
+          <w:sz w:val="18"/>
+          <w:szCs w:val="18"/>
+          <w:shd w:fill="F1F3F5" w:color="auto" w:val="clear"/>
+          <w:rtl/>
+        </w:rPr>
+        <w:t xml:space="preserve">‎127.0.0.1 db.internal.bankfas.com‎</w:t>
+      </w:r>
+      <w:r>
+        <w:rPr>
+          <w:rFonts w:ascii="Arial" w:cs="Arial" w:eastAsia="Arial" w:hAnsi="Arial"/>
+          <w:b w:val="false"/>
+          <w:bCs w:val="false"/>
+          <w:sz w:val="21"/>
+          <w:szCs w:val="21"/>
+          <w:rtl/>
+        </w:rPr>
+        <w:t xml:space="preserve">، ويُفتح النفق </w:t>
+      </w:r>
+      <w:r>
+        <w:rPr>
+          <w:rFonts w:ascii="Courier New" w:cs="Courier New" w:eastAsia="Courier New" w:hAnsi="Courier New"/>
+          <w:b w:val="false"/>
+          <w:bCs w:val="false"/>
+          <w:color w:val="1F2937"/>
+          <w:sz w:val="18"/>
+          <w:szCs w:val="18"/>
+          <w:shd w:fill="F1F3F5" w:color="auto" w:val="clear"/>
+          <w:rtl/>
+        </w:rPr>
+        <w:t xml:space="preserve">‎ssh -L 14330:127.0.0.1:1433 ...‎</w:t>
+      </w:r>
+      <w:r>
+        <w:rPr>
+          <w:rFonts w:ascii="Arial" w:cs="Arial" w:eastAsia="Arial" w:hAnsi="Arial"/>
+          <w:b w:val="false"/>
+          <w:bCs w:val="false"/>
+          <w:sz w:val="21"/>
+          <w:szCs w:val="21"/>
+          <w:rtl/>
+        </w:rPr>
+        <w:t xml:space="preserve">، ويُتصل بـ </w:t>
+      </w:r>
+      <w:r>
+        <w:rPr>
+          <w:rFonts w:ascii="Courier New" w:cs="Courier New" w:eastAsia="Courier New" w:hAnsi="Courier New"/>
+          <w:b w:val="false"/>
+          <w:bCs w:val="false"/>
+          <w:color w:val="1F2937"/>
+          <w:sz w:val="18"/>
+          <w:szCs w:val="18"/>
+          <w:shd w:fill="F1F3F5" w:color="auto" w:val="clear"/>
+          <w:rtl/>
+        </w:rPr>
+        <w:t xml:space="preserve">‎SQL_SERVER=db.internal.bankfas.com,14330‎</w:t>
+      </w:r>
+      <w:r>
+        <w:rPr>
+          <w:rFonts w:ascii="Arial" w:cs="Arial" w:eastAsia="Arial" w:hAnsi="Arial"/>
+          <w:b w:val="false"/>
+          <w:bCs w:val="false"/>
+          <w:sz w:val="21"/>
+          <w:szCs w:val="21"/>
+          <w:rtl/>
+        </w:rPr>
+        <w:t xml:space="preserve">. فيطابق الاسم الشهادة، وتبقى </w:t>
+      </w:r>
+      <w:r>
+        <w:rPr>
+          <w:rFonts w:ascii="Courier New" w:cs="Courier New" w:eastAsia="Courier New" w:hAnsi="Courier New"/>
+          <w:b w:val="false"/>
+          <w:bCs w:val="false"/>
+          <w:color w:val="1F2937"/>
+          <w:sz w:val="18"/>
+          <w:szCs w:val="18"/>
+          <w:shd w:fill="F1F3F5" w:color="auto" w:val="clear"/>
+          <w:rtl/>
+        </w:rPr>
+        <w:t xml:space="preserve">‎SQLCMD_OPTS‎</w:t>
+      </w:r>
+      <w:r>
+        <w:rPr>
+          <w:rFonts w:ascii="Arial" w:cs="Arial" w:eastAsia="Arial" w:hAnsi="Arial"/>
+          <w:b w:val="false"/>
+          <w:bCs w:val="false"/>
+          <w:sz w:val="21"/>
+          <w:szCs w:val="21"/>
+          <w:rtl/>
+        </w:rPr>
+        <w:t xml:space="preserve"> بلا </w:t>
+      </w:r>
+      <w:r>
+        <w:rPr>
+          <w:rFonts w:ascii="Courier New" w:cs="Courier New" w:eastAsia="Courier New" w:hAnsi="Courier New"/>
+          <w:b w:val="false"/>
+          <w:bCs w:val="false"/>
+          <w:color w:val="1F2937"/>
+          <w:sz w:val="18"/>
+          <w:szCs w:val="18"/>
+          <w:shd w:fill="F1F3F5" w:color="auto" w:val="clear"/>
+          <w:rtl/>
+        </w:rPr>
+        <w:t xml:space="preserve">‎-C‎</w:t>
+      </w:r>
+      <w:r>
+        <w:rPr>
+          <w:rFonts w:ascii="Arial" w:cs="Arial" w:eastAsia="Arial" w:hAnsi="Arial"/>
+          <w:b w:val="false"/>
+          <w:bCs w:val="false"/>
+          <w:sz w:val="21"/>
+          <w:szCs w:val="21"/>
+          <w:rtl/>
+        </w:rPr>
+        <w:t xml:space="preserve">. وأدوات CI ترفض فوق ذلك حذف قاعدة فيها مشتركون حقيقيون، حتى لو وصلت إلى خادم إنتاج عبر النفق (</w:t>
+      </w:r>
+      <w:r>
+        <w:rPr>
+          <w:rFonts w:ascii="Courier New" w:cs="Courier New" w:eastAsia="Courier New" w:hAnsi="Courier New"/>
+          <w:b w:val="false"/>
+          <w:bCs w:val="false"/>
+          <w:color w:val="1F2937"/>
+          <w:sz w:val="18"/>
+          <w:szCs w:val="18"/>
+          <w:shd w:fill="F1F3F5" w:color="auto" w:val="clear"/>
+          <w:rtl/>
+        </w:rPr>
+        <w:t xml:space="preserve">‎tools/ci/ci_guard.sh‎</w:t>
+      </w:r>
+      <w:r>
+        <w:rPr>
+          <w:rFonts w:ascii="Arial" w:cs="Arial" w:eastAsia="Arial" w:hAnsi="Arial"/>
+          <w:b w:val="false"/>
+          <w:bCs w:val="false"/>
+          <w:sz w:val="21"/>
+          <w:szCs w:val="21"/>
+          <w:rtl/>
+        </w:rPr>
+        <w:t xml:space="preserve">، 50991).</w:t>
       </w:r>
     </w:p>
     <w:p>
